--- a/Tuan_06/DataCard_v0.2.docx
+++ b/Tuan_06/DataCard_v0.2.docx
@@ -40,7 +40,7 @@
       <w:r>
         <w:rPr>
           <w:rFonts w:ascii="Consolas" w:hAnsi="Consolas"/>
-          <w:color w:val="8B1A1A"/>
+          <w:color w:val="000000"/>
           <w:sz w:val="19"/>
         </w:rPr>
         <w:t>math_record</w:t>
@@ -75,7 +75,7 @@
         <w:tc>
           <w:tcPr>
             <w:tcW w:type="dxa" w:w="1624"/>
-            <w:shd w:val="clear" w:color="auto" w:fill="D9E2F3"/>
+            <w:shd w:val="clear" w:color="auto" w:fill="E7E6E6"/>
           </w:tcPr>
           <w:p>
             <w:r>
@@ -95,7 +95,7 @@
         <w:tc>
           <w:tcPr>
             <w:tcW w:type="dxa" w:w="1624"/>
-            <w:shd w:val="clear" w:color="auto" w:fill="D9E2F3"/>
+            <w:shd w:val="clear" w:color="auto" w:fill="E7E6E6"/>
           </w:tcPr>
           <w:p>
             <w:r>
@@ -115,7 +115,7 @@
         <w:tc>
           <w:tcPr>
             <w:tcW w:type="dxa" w:w="1624"/>
-            <w:shd w:val="clear" w:color="auto" w:fill="D9E2F3"/>
+            <w:shd w:val="clear" w:color="auto" w:fill="E7E6E6"/>
           </w:tcPr>
           <w:p>
             <w:r>
@@ -135,7 +135,7 @@
         <w:tc>
           <w:tcPr>
             <w:tcW w:type="dxa" w:w="1624"/>
-            <w:shd w:val="clear" w:color="auto" w:fill="D9E2F3"/>
+            <w:shd w:val="clear" w:color="auto" w:fill="E7E6E6"/>
           </w:tcPr>
           <w:p>
             <w:r>
@@ -155,7 +155,7 @@
         <w:tc>
           <w:tcPr>
             <w:tcW w:type="dxa" w:w="1624"/>
-            <w:shd w:val="clear" w:color="auto" w:fill="D9E2F3"/>
+            <w:shd w:val="clear" w:color="auto" w:fill="E7E6E6"/>
           </w:tcPr>
           <w:p>
             <w:r>
@@ -175,7 +175,7 @@
         <w:tc>
           <w:tcPr>
             <w:tcW w:type="dxa" w:w="1624"/>
-            <w:shd w:val="clear" w:color="auto" w:fill="D9E2F3"/>
+            <w:shd w:val="clear" w:color="auto" w:fill="E7E6E6"/>
           </w:tcPr>
           <w:p>
             <w:r>
@@ -534,7 +534,7 @@
       <w:r>
         <w:rPr>
           <w:rFonts w:ascii="Consolas" w:hAnsi="Consolas"/>
-          <w:color w:val="8B1A1A"/>
+          <w:color w:val="000000"/>
           <w:sz w:val="19"/>
         </w:rPr>
         <w:t>full_name = null</w:t>
@@ -545,7 +545,7 @@
       <w:r>
         <w:rPr>
           <w:rFonts w:ascii="Consolas" w:hAnsi="Consolas"/>
-          <w:color w:val="8B1A1A"/>
+          <w:color w:val="000000"/>
           <w:sz w:val="19"/>
         </w:rPr>
         <w:t>Mathlib/Tactic/DeprecateMe.lean</w:t>
@@ -556,7 +556,7 @@
       <w:r>
         <w:rPr>
           <w:rFonts w:ascii="Consolas" w:hAnsi="Consolas"/>
-          <w:color w:val="8B1A1A"/>
+          <w:color w:val="000000"/>
           <w:sz w:val="19"/>
         </w:rPr>
         <w:t>Batteries/Util/ProofWanted.lean</w:t>
@@ -567,7 +567,7 @@
       <w:r>
         <w:rPr>
           <w:rFonts w:ascii="Consolas" w:hAnsi="Consolas"/>
-          <w:color w:val="8B1A1A"/>
+          <w:color w:val="000000"/>
           <w:sz w:val="19"/>
         </w:rPr>
         <w:t>errors</w:t>
@@ -594,7 +594,7 @@
       <w:r>
         <w:rPr>
           <w:rFonts w:ascii="Consolas" w:hAnsi="Consolas"/>
-          <w:color w:val="8B1A1A"/>
+          <w:color w:val="000000"/>
           <w:sz w:val="19"/>
         </w:rPr>
         <w:t>manifest/manifest_full.json</w:t>
@@ -621,7 +621,7 @@
       <w:r>
         <w:rPr>
           <w:rFonts w:ascii="Consolas" w:hAnsi="Consolas"/>
-          <w:color w:val="8B1A1A"/>
+          <w:color w:val="000000"/>
           <w:sz w:val="19"/>
         </w:rPr>
         <w:t>source/source_version</w:t>
@@ -640,7 +640,7 @@
       <w:r>
         <w:rPr>
           <w:rFonts w:ascii="Consolas" w:hAnsi="Consolas"/>
-          <w:color w:val="8B1A1A"/>
+          <w:color w:val="000000"/>
           <w:sz w:val="19"/>
         </w:rPr>
         <w:t>_lake_log/</w:t>
@@ -672,7 +672,7 @@
       <w:r>
         <w:rPr>
           <w:rFonts w:ascii="Consolas" w:hAnsi="Consolas"/>
-          <w:color w:val="8B1A1A"/>
+          <w:color w:val="000000"/>
           <w:sz w:val="19"/>
         </w:rPr>
         <w:t>formal_statement</w:t>
@@ -683,7 +683,7 @@
       <w:r>
         <w:rPr>
           <w:rFonts w:ascii="Consolas" w:hAnsi="Consolas"/>
-          <w:color w:val="8B1A1A"/>
+          <w:color w:val="000000"/>
           <w:sz w:val="19"/>
         </w:rPr>
         <w:t>:=</w:t>
@@ -731,7 +731,7 @@
         <w:tc>
           <w:tcPr>
             <w:tcW w:type="dxa" w:w="4873"/>
-            <w:shd w:val="clear" w:color="auto" w:fill="D9E2F3"/>
+            <w:shd w:val="clear" w:color="auto" w:fill="E7E6E6"/>
           </w:tcPr>
           <w:p>
             <w:r>
@@ -751,7 +751,7 @@
         <w:tc>
           <w:tcPr>
             <w:tcW w:type="dxa" w:w="4873"/>
-            <w:shd w:val="clear" w:color="auto" w:fill="D9E2F3"/>
+            <w:shd w:val="clear" w:color="auto" w:fill="E7E6E6"/>
           </w:tcPr>
           <w:p>
             <w:r>
@@ -905,7 +905,7 @@
             <w:r>
               <w:rPr>
                 <w:rFonts w:ascii="Consolas" w:hAnsi="Consolas"/>
-                <w:color w:val="8B1A1A"/>
+                <w:color w:val="000000"/>
                 <w:sz w:val="20"/>
               </w:rPr>
               <w:t>$</w:t>
@@ -1039,7 +1039,7 @@
             <w:r>
               <w:rPr>
                 <w:rFonts w:ascii="Consolas" w:hAnsi="Consolas"/>
-                <w:color w:val="8B1A1A"/>
+                <w:color w:val="000000"/>
                 <w:sz w:val="20"/>
               </w:rPr>
               <w:t>content_sha256</w:t>
@@ -1067,7 +1067,7 @@
             <w:r>
               <w:rPr>
                 <w:rFonts w:ascii="Consolas" w:hAnsi="Consolas"/>
-                <w:color w:val="8B1A1A"/>
+                <w:color w:val="000000"/>
                 <w:sz w:val="20"/>
               </w:rPr>
               <w:t>Tuan_08/scripts/phan_tich_loi.py</w:t>
@@ -1118,7 +1118,7 @@
       <w:r>
         <w:rPr>
           <w:rFonts w:ascii="Consolas" w:hAnsi="Consolas"/>
-          <w:color w:val="8B1A1A"/>
+          <w:color w:val="000000"/>
           <w:sz w:val="19"/>
         </w:rPr>
         <w:t>source_version</w:t>
@@ -1558,6 +1558,7 @@
     <w:rsid w:val="00FC693F"/>
     <w:rPr>
       <w:rFonts w:ascii="Times New Roman" w:hAnsi="Times New Roman" w:eastAsia="Times New Roman"/>
+      <w:color w:val="000000"/>
       <w:sz w:val="24"/>
     </w:rPr>
   </w:style>
@@ -1623,7 +1624,7 @@
       <w:rFonts w:ascii="Times New Roman" w:hAnsi="Times New Roman" w:eastAsia="Times New Roman" w:cs="Times New Roman"/>
       <w:b/>
       <w:bCs/>
-      <w:color w:val="1F3A68"/>
+      <w:color w:val="000000"/>
       <w:sz w:val="28"/>
       <w:szCs w:val="28"/>
     </w:rPr>
@@ -1647,7 +1648,7 @@
       <w:rFonts w:ascii="Times New Roman" w:hAnsi="Times New Roman" w:eastAsia="Times New Roman" w:cs="Times New Roman"/>
       <w:b/>
       <w:bCs/>
-      <w:color w:val="1F3A68"/>
+      <w:color w:val="000000"/>
       <w:sz w:val="26"/>
       <w:szCs w:val="26"/>
     </w:rPr>
@@ -1671,7 +1672,7 @@
       <w:rFonts w:ascii="Times New Roman" w:hAnsi="Times New Roman" w:eastAsia="Times New Roman" w:cs="Times New Roman"/>
       <w:b/>
       <w:bCs/>
-      <w:color w:val="1F3A68"/>
+      <w:color w:val="000000"/>
     </w:rPr>
   </w:style>
   <w:style w:type="paragraph" w:styleId="Heading4">
@@ -1696,7 +1697,7 @@
       <w:bCs/>
       <w:i/>
       <w:iCs/>
-      <w:color w:val="1F3A68"/>
+      <w:color w:val="000000"/>
     </w:rPr>
   </w:style>
   <w:style w:type="paragraph" w:styleId="Heading5">
@@ -1717,7 +1718,7 @@
     </w:pPr>
     <w:rPr>
       <w:rFonts w:asciiTheme="majorHAnsi" w:eastAsiaTheme="majorEastAsia" w:hAnsiTheme="majorHAnsi" w:cstheme="majorBidi"/>
-      <w:color w:val="243F60" w:themeColor="accent1" w:themeShade="7F"/>
+      <w:color w:val="000000"/>
     </w:rPr>
   </w:style>
   <w:style w:type="paragraph" w:styleId="Heading6">
@@ -1740,7 +1741,7 @@
       <w:rFonts w:asciiTheme="majorHAnsi" w:eastAsiaTheme="majorEastAsia" w:hAnsiTheme="majorHAnsi" w:cstheme="majorBidi"/>
       <w:i/>
       <w:iCs/>
-      <w:color w:val="243F60" w:themeColor="accent1" w:themeShade="7F"/>
+      <w:color w:val="000000"/>
     </w:rPr>
   </w:style>
   <w:style w:type="paragraph" w:styleId="Heading7">
@@ -1763,7 +1764,7 @@
       <w:rFonts w:asciiTheme="majorHAnsi" w:eastAsiaTheme="majorEastAsia" w:hAnsiTheme="majorHAnsi" w:cstheme="majorBidi"/>
       <w:i/>
       <w:iCs/>
-      <w:color w:val="404040" w:themeColor="text1" w:themeTint="BF"/>
+      <w:color w:val="000000"/>
     </w:rPr>
   </w:style>
   <w:style w:type="paragraph" w:styleId="Heading8">
@@ -1784,7 +1785,7 @@
     </w:pPr>
     <w:rPr>
       <w:rFonts w:asciiTheme="majorHAnsi" w:eastAsiaTheme="majorEastAsia" w:hAnsiTheme="majorHAnsi" w:cstheme="majorBidi"/>
-      <w:color w:val="4F81BD" w:themeColor="accent1"/>
+      <w:color w:val="000000"/>
       <w:sz w:val="20"/>
       <w:szCs w:val="20"/>
     </w:rPr>
@@ -1809,7 +1810,7 @@
       <w:rFonts w:asciiTheme="majorHAnsi" w:eastAsiaTheme="majorEastAsia" w:hAnsiTheme="majorHAnsi" w:cstheme="majorBidi"/>
       <w:i/>
       <w:iCs/>
-      <w:color w:val="404040" w:themeColor="text1" w:themeTint="BF"/>
+      <w:color w:val="000000"/>
       <w:sz w:val="20"/>
       <w:szCs w:val="20"/>
     </w:rPr>
@@ -1860,7 +1861,7 @@
       <w:rFonts w:asciiTheme="majorHAnsi" w:eastAsiaTheme="majorEastAsia" w:hAnsiTheme="majorHAnsi" w:cstheme="majorBidi"/>
       <w:b/>
       <w:bCs/>
-      <w:color w:val="365F91" w:themeColor="accent1" w:themeShade="BF"/>
+      <w:color w:val="000000"/>
       <w:sz w:val="28"/>
       <w:szCs w:val="28"/>
     </w:rPr>
@@ -1875,7 +1876,7 @@
       <w:rFonts w:asciiTheme="majorHAnsi" w:eastAsiaTheme="majorEastAsia" w:hAnsiTheme="majorHAnsi" w:cstheme="majorBidi"/>
       <w:b/>
       <w:bCs/>
-      <w:color w:val="4F81BD" w:themeColor="accent1"/>
+      <w:color w:val="000000"/>
       <w:sz w:val="26"/>
       <w:szCs w:val="26"/>
     </w:rPr>
@@ -1890,7 +1891,7 @@
       <w:rFonts w:asciiTheme="majorHAnsi" w:eastAsiaTheme="majorEastAsia" w:hAnsiTheme="majorHAnsi" w:cstheme="majorBidi"/>
       <w:b/>
       <w:bCs/>
-      <w:color w:val="4F81BD" w:themeColor="accent1"/>
+      <w:color w:val="000000"/>
     </w:rPr>
   </w:style>
   <w:style w:type="paragraph" w:styleId="Title">
@@ -1910,7 +1911,7 @@
     </w:pPr>
     <w:rPr>
       <w:rFonts w:ascii="Times New Roman" w:hAnsi="Times New Roman" w:eastAsia="Times New Roman" w:cs="Times New Roman"/>
-      <w:color w:val="1F3A68"/>
+      <w:color w:val="000000"/>
       <w:spacing w:val="5"/>
       <w:kern w:val="28"/>
       <w:sz w:val="52"/>
@@ -1925,7 +1926,7 @@
     <w:rsid w:val="00FC693F"/>
     <w:rPr>
       <w:rFonts w:asciiTheme="majorHAnsi" w:eastAsiaTheme="majorEastAsia" w:hAnsiTheme="majorHAnsi" w:cstheme="majorBidi"/>
-      <w:color w:val="17365D" w:themeColor="text2" w:themeShade="BF"/>
+      <w:color w:val="000000"/>
       <w:spacing w:val="5"/>
       <w:kern w:val="28"/>
       <w:sz w:val="52"/>
@@ -1949,7 +1950,7 @@
       <w:rFonts w:asciiTheme="majorHAnsi" w:eastAsiaTheme="majorEastAsia" w:hAnsiTheme="majorHAnsi" w:cstheme="majorBidi"/>
       <w:i/>
       <w:iCs/>
-      <w:color w:val="4F81BD" w:themeColor="accent1"/>
+      <w:color w:val="000000"/>
       <w:spacing w:val="15"/>
       <w:sz w:val="24"/>
       <w:szCs w:val="24"/>
@@ -1965,7 +1966,7 @@
       <w:rFonts w:asciiTheme="majorHAnsi" w:eastAsiaTheme="majorEastAsia" w:hAnsiTheme="majorHAnsi" w:cstheme="majorBidi"/>
       <w:i/>
       <w:iCs/>
-      <w:color w:val="4F81BD" w:themeColor="accent1"/>
+      <w:color w:val="000000"/>
       <w:spacing w:val="15"/>
       <w:sz w:val="24"/>
       <w:szCs w:val="24"/>
@@ -2237,7 +2238,7 @@
     <w:rPr>
       <w:i/>
       <w:iCs/>
-      <w:color w:val="000000" w:themeColor="text1"/>
+      <w:color w:val="000000"/>
     </w:rPr>
   </w:style>
   <w:style w:type="character" w:customStyle="1" w:styleId="QuoteChar">
@@ -2249,7 +2250,7 @@
     <w:rPr>
       <w:i/>
       <w:iCs/>
-      <w:color w:val="000000" w:themeColor="text1"/>
+      <w:color w:val="000000"/>
     </w:rPr>
   </w:style>
   <w:style w:type="character" w:customStyle="1" w:styleId="Heading4Char">
@@ -2265,7 +2266,7 @@
       <w:bCs/>
       <w:i/>
       <w:iCs/>
-      <w:color w:val="4F81BD" w:themeColor="accent1"/>
+      <w:color w:val="000000"/>
     </w:rPr>
   </w:style>
   <w:style w:type="character" w:customStyle="1" w:styleId="Heading5Char">
@@ -2277,7 +2278,7 @@
     <w:rsid w:val="00FC693F"/>
     <w:rPr>
       <w:rFonts w:asciiTheme="majorHAnsi" w:eastAsiaTheme="majorEastAsia" w:hAnsiTheme="majorHAnsi" w:cstheme="majorBidi"/>
-      <w:color w:val="243F60" w:themeColor="accent1" w:themeShade="7F"/>
+      <w:color w:val="000000"/>
     </w:rPr>
   </w:style>
   <w:style w:type="character" w:customStyle="1" w:styleId="Heading6Char">
@@ -2291,7 +2292,7 @@
       <w:rFonts w:asciiTheme="majorHAnsi" w:eastAsiaTheme="majorEastAsia" w:hAnsiTheme="majorHAnsi" w:cstheme="majorBidi"/>
       <w:i/>
       <w:iCs/>
-      <w:color w:val="243F60" w:themeColor="accent1" w:themeShade="7F"/>
+      <w:color w:val="000000"/>
     </w:rPr>
   </w:style>
   <w:style w:type="character" w:customStyle="1" w:styleId="Heading7Char">
@@ -2305,7 +2306,7 @@
       <w:rFonts w:asciiTheme="majorHAnsi" w:eastAsiaTheme="majorEastAsia" w:hAnsiTheme="majorHAnsi" w:cstheme="majorBidi"/>
       <w:i/>
       <w:iCs/>
-      <w:color w:val="404040" w:themeColor="text1" w:themeTint="BF"/>
+      <w:color w:val="000000"/>
     </w:rPr>
   </w:style>
   <w:style w:type="character" w:customStyle="1" w:styleId="Heading8Char">
@@ -2317,7 +2318,7 @@
     <w:rsid w:val="00FC693F"/>
     <w:rPr>
       <w:rFonts w:asciiTheme="majorHAnsi" w:eastAsiaTheme="majorEastAsia" w:hAnsiTheme="majorHAnsi" w:cstheme="majorBidi"/>
-      <w:color w:val="4F81BD" w:themeColor="accent1"/>
+      <w:color w:val="000000"/>
       <w:sz w:val="20"/>
       <w:szCs w:val="20"/>
     </w:rPr>
@@ -2333,7 +2334,7 @@
       <w:rFonts w:asciiTheme="majorHAnsi" w:eastAsiaTheme="majorEastAsia" w:hAnsiTheme="majorHAnsi" w:cstheme="majorBidi"/>
       <w:i/>
       <w:iCs/>
-      <w:color w:val="404040" w:themeColor="text1" w:themeTint="BF"/>
+      <w:color w:val="000000"/>
       <w:sz w:val="20"/>
       <w:szCs w:val="20"/>
     </w:rPr>
@@ -2353,7 +2354,7 @@
     <w:rPr>
       <w:b/>
       <w:bCs/>
-      <w:color w:val="4F81BD" w:themeColor="accent1"/>
+      <w:color w:val="000000"/>
       <w:sz w:val="18"/>
       <w:szCs w:val="18"/>
     </w:rPr>
@@ -2400,7 +2401,7 @@
       <w:bCs/>
       <w:i/>
       <w:iCs/>
-      <w:color w:val="4F81BD" w:themeColor="accent1"/>
+      <w:color w:val="000000"/>
     </w:rPr>
   </w:style>
   <w:style w:type="character" w:customStyle="1" w:styleId="IntenseQuoteChar">
@@ -2414,7 +2415,7 @@
       <w:bCs/>
       <w:i/>
       <w:iCs/>
-      <w:color w:val="4F81BD" w:themeColor="accent1"/>
+      <w:color w:val="000000"/>
     </w:rPr>
   </w:style>
   <w:style w:type="character" w:styleId="SubtleEmphasis">
@@ -2426,7 +2427,7 @@
     <w:rPr>
       <w:i/>
       <w:iCs/>
-      <w:color w:val="808080" w:themeColor="text1" w:themeTint="7F"/>
+      <w:color w:val="000000"/>
     </w:rPr>
   </w:style>
   <w:style w:type="character" w:styleId="IntenseEmphasis">
@@ -2440,7 +2441,7 @@
       <w:bCs/>
       <w:i/>
       <w:iCs/>
-      <w:color w:val="4F81BD" w:themeColor="accent1"/>
+      <w:color w:val="000000"/>
     </w:rPr>
   </w:style>
   <w:style w:type="character" w:styleId="SubtleReference">
@@ -2451,7 +2452,7 @@
     <w:rsid w:val="00FC693F"/>
     <w:rPr>
       <w:smallCaps/>
-      <w:color w:val="C0504D" w:themeColor="accent2"/>
+      <w:color w:val="000000"/>
       <w:u w:val="single"/>
     </w:rPr>
   </w:style>
@@ -2465,7 +2466,7 @@
       <w:b/>
       <w:bCs/>
       <w:smallCaps/>
-      <w:color w:val="C0504D" w:themeColor="accent2"/>
+      <w:color w:val="000000"/>
       <w:spacing w:val="5"/>
       <w:u w:val="single"/>
     </w:rPr>
@@ -2531,7 +2532,7 @@
       <w:spacing w:after="0" w:line="240" w:lineRule="auto"/>
     </w:pPr>
     <w:rPr>
-      <w:color w:val="000000" w:themeColor="text1" w:themeShade="BF"/>
+      <w:color w:val="000000"/>
     </w:rPr>
     <w:tblPr>
       <w:tblStyleRowBandSize w:val="1"/>
@@ -2634,7 +2635,7 @@
       <w:spacing w:after="0" w:line="240" w:lineRule="auto"/>
     </w:pPr>
     <w:rPr>
-      <w:color w:val="365F91" w:themeColor="accent1" w:themeShade="BF"/>
+      <w:color w:val="000000"/>
     </w:rPr>
     <w:tblPr>
       <w:tblStyleRowBandSize w:val="1"/>
@@ -2737,7 +2738,7 @@
       <w:spacing w:after="0" w:line="240" w:lineRule="auto"/>
     </w:pPr>
     <w:rPr>
-      <w:color w:val="943634" w:themeColor="accent2" w:themeShade="BF"/>
+      <w:color w:val="000000"/>
     </w:rPr>
     <w:tblPr>
       <w:tblStyleRowBandSize w:val="1"/>
@@ -2840,7 +2841,7 @@
       <w:spacing w:after="0" w:line="240" w:lineRule="auto"/>
     </w:pPr>
     <w:rPr>
-      <w:color w:val="76923C" w:themeColor="accent3" w:themeShade="BF"/>
+      <w:color w:val="000000"/>
     </w:rPr>
     <w:tblPr>
       <w:tblStyleRowBandSize w:val="1"/>
@@ -2943,7 +2944,7 @@
       <w:spacing w:after="0" w:line="240" w:lineRule="auto"/>
     </w:pPr>
     <w:rPr>
-      <w:color w:val="5F497A" w:themeColor="accent4" w:themeShade="BF"/>
+      <w:color w:val="000000"/>
     </w:rPr>
     <w:tblPr>
       <w:tblStyleRowBandSize w:val="1"/>
@@ -3046,7 +3047,7 @@
       <w:spacing w:after="0" w:line="240" w:lineRule="auto"/>
     </w:pPr>
     <w:rPr>
-      <w:color w:val="31849B" w:themeColor="accent5" w:themeShade="BF"/>
+      <w:color w:val="000000"/>
     </w:rPr>
     <w:tblPr>
       <w:tblStyleRowBandSize w:val="1"/>
@@ -3149,7 +3150,7 @@
       <w:spacing w:after="0" w:line="240" w:lineRule="auto"/>
     </w:pPr>
     <w:rPr>
-      <w:color w:val="E36C0A" w:themeColor="accent6" w:themeShade="BF"/>
+      <w:color w:val="000000"/>
     </w:rPr>
     <w:tblPr>
       <w:tblStyleRowBandSize w:val="1"/>
@@ -3275,7 +3276,7 @@
       <w:rPr>
         <w:b/>
         <w:bCs/>
-        <w:color w:val="FFFFFF" w:themeColor="background1"/>
+        <w:color w:val="000000"/>
       </w:rPr>
       <w:tblPr/>
       <w:tcPr>
@@ -3367,7 +3368,7 @@
       <w:rPr>
         <w:b/>
         <w:bCs/>
-        <w:color w:val="FFFFFF" w:themeColor="background1"/>
+        <w:color w:val="000000"/>
       </w:rPr>
       <w:tblPr/>
       <w:tcPr>
@@ -3459,7 +3460,7 @@
       <w:rPr>
         <w:b/>
         <w:bCs/>
-        <w:color w:val="FFFFFF" w:themeColor="background1"/>
+        <w:color w:val="000000"/>
       </w:rPr>
       <w:tblPr/>
       <w:tcPr>
@@ -3551,7 +3552,7 @@
       <w:rPr>
         <w:b/>
         <w:bCs/>
-        <w:color w:val="FFFFFF" w:themeColor="background1"/>
+        <w:color w:val="000000"/>
       </w:rPr>
       <w:tblPr/>
       <w:tcPr>
@@ -3643,7 +3644,7 @@
       <w:rPr>
         <w:b/>
         <w:bCs/>
-        <w:color w:val="FFFFFF" w:themeColor="background1"/>
+        <w:color w:val="000000"/>
       </w:rPr>
       <w:tblPr/>
       <w:tcPr>
@@ -3735,7 +3736,7 @@
       <w:rPr>
         <w:b/>
         <w:bCs/>
-        <w:color w:val="FFFFFF" w:themeColor="background1"/>
+        <w:color w:val="000000"/>
       </w:rPr>
       <w:tblPr/>
       <w:tcPr>
@@ -3827,7 +3828,7 @@
       <w:rPr>
         <w:b/>
         <w:bCs/>
-        <w:color w:val="FFFFFF" w:themeColor="background1"/>
+        <w:color w:val="000000"/>
       </w:rPr>
       <w:tblPr/>
       <w:tcPr>
@@ -4830,7 +4831,7 @@
       <w:rPr>
         <w:b/>
         <w:bCs/>
-        <w:color w:val="FFFFFF" w:themeColor="background1"/>
+        <w:color w:val="000000"/>
       </w:rPr>
       <w:tblPr/>
       <w:tcPr>
@@ -4936,7 +4937,7 @@
       <w:rPr>
         <w:b/>
         <w:bCs/>
-        <w:color w:val="FFFFFF" w:themeColor="background1"/>
+        <w:color w:val="000000"/>
       </w:rPr>
       <w:tblPr/>
       <w:tcPr>
@@ -5042,7 +5043,7 @@
       <w:rPr>
         <w:b/>
         <w:bCs/>
-        <w:color w:val="FFFFFF" w:themeColor="background1"/>
+        <w:color w:val="000000"/>
       </w:rPr>
       <w:tblPr/>
       <w:tcPr>
@@ -5148,7 +5149,7 @@
       <w:rPr>
         <w:b/>
         <w:bCs/>
-        <w:color w:val="FFFFFF" w:themeColor="background1"/>
+        <w:color w:val="000000"/>
       </w:rPr>
       <w:tblPr/>
       <w:tcPr>
@@ -5254,7 +5255,7 @@
       <w:rPr>
         <w:b/>
         <w:bCs/>
-        <w:color w:val="FFFFFF" w:themeColor="background1"/>
+        <w:color w:val="000000"/>
       </w:rPr>
       <w:tblPr/>
       <w:tcPr>
@@ -5360,7 +5361,7 @@
       <w:rPr>
         <w:b/>
         <w:bCs/>
-        <w:color w:val="FFFFFF" w:themeColor="background1"/>
+        <w:color w:val="000000"/>
       </w:rPr>
       <w:tblPr/>
       <w:tcPr>
@@ -5466,7 +5467,7 @@
       <w:rPr>
         <w:b/>
         <w:bCs/>
-        <w:color w:val="FFFFFF" w:themeColor="background1"/>
+        <w:color w:val="000000"/>
       </w:rPr>
       <w:tblPr/>
       <w:tcPr>
@@ -5569,7 +5570,7 @@
       <w:rPr>
         <w:b/>
         <w:bCs/>
-        <w:color w:val="FFFFFF" w:themeColor="background1"/>
+        <w:color w:val="000000"/>
       </w:rPr>
       <w:tblPr/>
       <w:tcPr>
@@ -5589,7 +5590,7 @@
         <w:spacing w:before="0" w:after="0" w:line="240" w:lineRule="auto"/>
       </w:pPr>
       <w:rPr>
-        <w:color w:val="auto"/>
+        <w:color w:val="000000"/>
       </w:rPr>
       <w:tblPr/>
       <w:tcPr>
@@ -5608,7 +5609,7 @@
       <w:rPr>
         <w:b/>
         <w:bCs/>
-        <w:color w:val="FFFFFF" w:themeColor="background1"/>
+        <w:color w:val="000000"/>
       </w:rPr>
       <w:tblPr/>
       <w:tcPr>
@@ -5627,7 +5628,7 @@
       <w:rPr>
         <w:b/>
         <w:bCs/>
-        <w:color w:val="FFFFFF" w:themeColor="background1"/>
+        <w:color w:val="000000"/>
       </w:rPr>
       <w:tblPr/>
       <w:tcPr>
@@ -5673,7 +5674,7 @@
     </w:tblStylePr>
     <w:tblStylePr w:type="nwCell">
       <w:rPr>
-        <w:color w:val="FFFFFF" w:themeColor="background1"/>
+        <w:color w:val="000000"/>
       </w:rPr>
       <w:tblPr/>
       <w:tcPr>
@@ -5718,7 +5719,7 @@
       <w:rPr>
         <w:b/>
         <w:bCs/>
-        <w:color w:val="FFFFFF" w:themeColor="background1"/>
+        <w:color w:val="000000"/>
       </w:rPr>
       <w:tblPr/>
       <w:tcPr>
@@ -5738,7 +5739,7 @@
         <w:spacing w:before="0" w:after="0" w:line="240" w:lineRule="auto"/>
       </w:pPr>
       <w:rPr>
-        <w:color w:val="auto"/>
+        <w:color w:val="000000"/>
       </w:rPr>
       <w:tblPr/>
       <w:tcPr>
@@ -5757,7 +5758,7 @@
       <w:rPr>
         <w:b/>
         <w:bCs/>
-        <w:color w:val="FFFFFF" w:themeColor="background1"/>
+        <w:color w:val="000000"/>
       </w:rPr>
       <w:tblPr/>
       <w:tcPr>
@@ -5776,7 +5777,7 @@
       <w:rPr>
         <w:b/>
         <w:bCs/>
-        <w:color w:val="FFFFFF" w:themeColor="background1"/>
+        <w:color w:val="000000"/>
       </w:rPr>
       <w:tblPr/>
       <w:tcPr>
@@ -5822,7 +5823,7 @@
     </w:tblStylePr>
     <w:tblStylePr w:type="nwCell">
       <w:rPr>
-        <w:color w:val="FFFFFF" w:themeColor="background1"/>
+        <w:color w:val="000000"/>
       </w:rPr>
       <w:tblPr/>
       <w:tcPr>
@@ -5867,7 +5868,7 @@
       <w:rPr>
         <w:b/>
         <w:bCs/>
-        <w:color w:val="FFFFFF" w:themeColor="background1"/>
+        <w:color w:val="000000"/>
       </w:rPr>
       <w:tblPr/>
       <w:tcPr>
@@ -5887,7 +5888,7 @@
         <w:spacing w:before="0" w:after="0" w:line="240" w:lineRule="auto"/>
       </w:pPr>
       <w:rPr>
-        <w:color w:val="auto"/>
+        <w:color w:val="000000"/>
       </w:rPr>
       <w:tblPr/>
       <w:tcPr>
@@ -5906,7 +5907,7 @@
       <w:rPr>
         <w:b/>
         <w:bCs/>
-        <w:color w:val="FFFFFF" w:themeColor="background1"/>
+        <w:color w:val="000000"/>
       </w:rPr>
       <w:tblPr/>
       <w:tcPr>
@@ -5925,7 +5926,7 @@
       <w:rPr>
         <w:b/>
         <w:bCs/>
-        <w:color w:val="FFFFFF" w:themeColor="background1"/>
+        <w:color w:val="000000"/>
       </w:rPr>
       <w:tblPr/>
       <w:tcPr>
@@ -5971,7 +5972,7 @@
     </w:tblStylePr>
     <w:tblStylePr w:type="nwCell">
       <w:rPr>
-        <w:color w:val="FFFFFF" w:themeColor="background1"/>
+        <w:color w:val="000000"/>
       </w:rPr>
       <w:tblPr/>
       <w:tcPr>
@@ -6016,7 +6017,7 @@
       <w:rPr>
         <w:b/>
         <w:bCs/>
-        <w:color w:val="FFFFFF" w:themeColor="background1"/>
+        <w:color w:val="000000"/>
       </w:rPr>
       <w:tblPr/>
       <w:tcPr>
@@ -6036,7 +6037,7 @@
         <w:spacing w:before="0" w:after="0" w:line="240" w:lineRule="auto"/>
       </w:pPr>
       <w:rPr>
-        <w:color w:val="auto"/>
+        <w:color w:val="000000"/>
       </w:rPr>
       <w:tblPr/>
       <w:tcPr>
@@ -6055,7 +6056,7 @@
       <w:rPr>
         <w:b/>
         <w:bCs/>
-        <w:color w:val="FFFFFF" w:themeColor="background1"/>
+        <w:color w:val="000000"/>
       </w:rPr>
       <w:tblPr/>
       <w:tcPr>
@@ -6074,7 +6075,7 @@
       <w:rPr>
         <w:b/>
         <w:bCs/>
-        <w:color w:val="FFFFFF" w:themeColor="background1"/>
+        <w:color w:val="000000"/>
       </w:rPr>
       <w:tblPr/>
       <w:tcPr>
@@ -6120,7 +6121,7 @@
     </w:tblStylePr>
     <w:tblStylePr w:type="nwCell">
       <w:rPr>
-        <w:color w:val="FFFFFF" w:themeColor="background1"/>
+        <w:color w:val="000000"/>
       </w:rPr>
       <w:tblPr/>
       <w:tcPr>
@@ -6165,7 +6166,7 @@
       <w:rPr>
         <w:b/>
         <w:bCs/>
-        <w:color w:val="FFFFFF" w:themeColor="background1"/>
+        <w:color w:val="000000"/>
       </w:rPr>
       <w:tblPr/>
       <w:tcPr>
@@ -6185,7 +6186,7 @@
         <w:spacing w:before="0" w:after="0" w:line="240" w:lineRule="auto"/>
       </w:pPr>
       <w:rPr>
-        <w:color w:val="auto"/>
+        <w:color w:val="000000"/>
       </w:rPr>
       <w:tblPr/>
       <w:tcPr>
@@ -6204,7 +6205,7 @@
       <w:rPr>
         <w:b/>
         <w:bCs/>
-        <w:color w:val="FFFFFF" w:themeColor="background1"/>
+        <w:color w:val="000000"/>
       </w:rPr>
       <w:tblPr/>
       <w:tcPr>
@@ -6223,7 +6224,7 @@
       <w:rPr>
         <w:b/>
         <w:bCs/>
-        <w:color w:val="FFFFFF" w:themeColor="background1"/>
+        <w:color w:val="000000"/>
       </w:rPr>
       <w:tblPr/>
       <w:tcPr>
@@ -6269,7 +6270,7 @@
     </w:tblStylePr>
     <w:tblStylePr w:type="nwCell">
       <w:rPr>
-        <w:color w:val="FFFFFF" w:themeColor="background1"/>
+        <w:color w:val="000000"/>
       </w:rPr>
       <w:tblPr/>
       <w:tcPr>
@@ -6314,7 +6315,7 @@
       <w:rPr>
         <w:b/>
         <w:bCs/>
-        <w:color w:val="FFFFFF" w:themeColor="background1"/>
+        <w:color w:val="000000"/>
       </w:rPr>
       <w:tblPr/>
       <w:tcPr>
@@ -6334,7 +6335,7 @@
         <w:spacing w:before="0" w:after="0" w:line="240" w:lineRule="auto"/>
       </w:pPr>
       <w:rPr>
-        <w:color w:val="auto"/>
+        <w:color w:val="000000"/>
       </w:rPr>
       <w:tblPr/>
       <w:tcPr>
@@ -6353,7 +6354,7 @@
       <w:rPr>
         <w:b/>
         <w:bCs/>
-        <w:color w:val="FFFFFF" w:themeColor="background1"/>
+        <w:color w:val="000000"/>
       </w:rPr>
       <w:tblPr/>
       <w:tcPr>
@@ -6372,7 +6373,7 @@
       <w:rPr>
         <w:b/>
         <w:bCs/>
-        <w:color w:val="FFFFFF" w:themeColor="background1"/>
+        <w:color w:val="000000"/>
       </w:rPr>
       <w:tblPr/>
       <w:tcPr>
@@ -6418,7 +6419,7 @@
     </w:tblStylePr>
     <w:tblStylePr w:type="nwCell">
       <w:rPr>
-        <w:color w:val="FFFFFF" w:themeColor="background1"/>
+        <w:color w:val="000000"/>
       </w:rPr>
       <w:tblPr/>
       <w:tcPr>
@@ -6463,7 +6464,7 @@
       <w:rPr>
         <w:b/>
         <w:bCs/>
-        <w:color w:val="FFFFFF" w:themeColor="background1"/>
+        <w:color w:val="000000"/>
       </w:rPr>
       <w:tblPr/>
       <w:tcPr>
@@ -6483,7 +6484,7 @@
         <w:spacing w:before="0" w:after="0" w:line="240" w:lineRule="auto"/>
       </w:pPr>
       <w:rPr>
-        <w:color w:val="auto"/>
+        <w:color w:val="000000"/>
       </w:rPr>
       <w:tblPr/>
       <w:tcPr>
@@ -6502,7 +6503,7 @@
       <w:rPr>
         <w:b/>
         <w:bCs/>
-        <w:color w:val="FFFFFF" w:themeColor="background1"/>
+        <w:color w:val="000000"/>
       </w:rPr>
       <w:tblPr/>
       <w:tcPr>
@@ -6521,7 +6522,7 @@
       <w:rPr>
         <w:b/>
         <w:bCs/>
-        <w:color w:val="FFFFFF" w:themeColor="background1"/>
+        <w:color w:val="000000"/>
       </w:rPr>
       <w:tblPr/>
       <w:tcPr>
@@ -6567,7 +6568,7 @@
     </w:tblStylePr>
     <w:tblStylePr w:type="nwCell">
       <w:rPr>
-        <w:color w:val="FFFFFF" w:themeColor="background1"/>
+        <w:color w:val="000000"/>
       </w:rPr>
       <w:tblPr/>
       <w:tcPr>
@@ -6591,7 +6592,7 @@
       <w:spacing w:after="0" w:line="240" w:lineRule="auto"/>
     </w:pPr>
     <w:rPr>
-      <w:color w:val="000000" w:themeColor="text1"/>
+      <w:color w:val="000000"/>
     </w:rPr>
     <w:tblPr>
       <w:tblStyleRowBandSize w:val="1"/>
@@ -6624,7 +6625,7 @@
       <w:rPr>
         <w:b/>
         <w:bCs/>
-        <w:color w:val="1F497D" w:themeColor="text2"/>
+        <w:color w:val="000000"/>
       </w:rPr>
       <w:tblPr/>
       <w:tcPr>
@@ -6675,7 +6676,7 @@
       <w:spacing w:after="0" w:line="240" w:lineRule="auto"/>
     </w:pPr>
     <w:rPr>
-      <w:color w:val="000000" w:themeColor="text1"/>
+      <w:color w:val="000000"/>
     </w:rPr>
     <w:tblPr>
       <w:tblStyleRowBandSize w:val="1"/>
@@ -6708,7 +6709,7 @@
       <w:rPr>
         <w:b/>
         <w:bCs/>
-        <w:color w:val="1F497D" w:themeColor="text2"/>
+        <w:color w:val="000000"/>
       </w:rPr>
       <w:tblPr/>
       <w:tcPr>
@@ -6759,7 +6760,7 @@
       <w:spacing w:after="0" w:line="240" w:lineRule="auto"/>
     </w:pPr>
     <w:rPr>
-      <w:color w:val="000000" w:themeColor="text1"/>
+      <w:color w:val="000000"/>
     </w:rPr>
     <w:tblPr>
       <w:tblStyleRowBandSize w:val="1"/>
@@ -6792,7 +6793,7 @@
       <w:rPr>
         <w:b/>
         <w:bCs/>
-        <w:color w:val="1F497D" w:themeColor="text2"/>
+        <w:color w:val="000000"/>
       </w:rPr>
       <w:tblPr/>
       <w:tcPr>
@@ -6843,7 +6844,7 @@
       <w:spacing w:after="0" w:line="240" w:lineRule="auto"/>
     </w:pPr>
     <w:rPr>
-      <w:color w:val="000000" w:themeColor="text1"/>
+      <w:color w:val="000000"/>
     </w:rPr>
     <w:tblPr>
       <w:tblStyleRowBandSize w:val="1"/>
@@ -6876,7 +6877,7 @@
       <w:rPr>
         <w:b/>
         <w:bCs/>
-        <w:color w:val="1F497D" w:themeColor="text2"/>
+        <w:color w:val="000000"/>
       </w:rPr>
       <w:tblPr/>
       <w:tcPr>
@@ -6927,7 +6928,7 @@
       <w:spacing w:after="0" w:line="240" w:lineRule="auto"/>
     </w:pPr>
     <w:rPr>
-      <w:color w:val="000000" w:themeColor="text1"/>
+      <w:color w:val="000000"/>
     </w:rPr>
     <w:tblPr>
       <w:tblStyleRowBandSize w:val="1"/>
@@ -6960,7 +6961,7 @@
       <w:rPr>
         <w:b/>
         <w:bCs/>
-        <w:color w:val="1F497D" w:themeColor="text2"/>
+        <w:color w:val="000000"/>
       </w:rPr>
       <w:tblPr/>
       <w:tcPr>
@@ -7011,7 +7012,7 @@
       <w:spacing w:after="0" w:line="240" w:lineRule="auto"/>
     </w:pPr>
     <w:rPr>
-      <w:color w:val="000000" w:themeColor="text1"/>
+      <w:color w:val="000000"/>
     </w:rPr>
     <w:tblPr>
       <w:tblStyleRowBandSize w:val="1"/>
@@ -7044,7 +7045,7 @@
       <w:rPr>
         <w:b/>
         <w:bCs/>
-        <w:color w:val="1F497D" w:themeColor="text2"/>
+        <w:color w:val="000000"/>
       </w:rPr>
       <w:tblPr/>
       <w:tcPr>
@@ -7095,7 +7096,7 @@
       <w:spacing w:after="0" w:line="240" w:lineRule="auto"/>
     </w:pPr>
     <w:rPr>
-      <w:color w:val="000000" w:themeColor="text1"/>
+      <w:color w:val="000000"/>
     </w:rPr>
     <w:tblPr>
       <w:tblStyleRowBandSize w:val="1"/>
@@ -7128,7 +7129,7 @@
       <w:rPr>
         <w:b/>
         <w:bCs/>
-        <w:color w:val="1F497D" w:themeColor="text2"/>
+        <w:color w:val="000000"/>
       </w:rPr>
       <w:tblPr/>
       <w:tcPr>
@@ -7180,7 +7181,7 @@
     </w:pPr>
     <w:rPr>
       <w:rFonts w:asciiTheme="majorHAnsi" w:eastAsiaTheme="majorEastAsia" w:hAnsiTheme="majorHAnsi" w:cstheme="majorBidi"/>
-      <w:color w:val="000000" w:themeColor="text1"/>
+      <w:color w:val="000000"/>
     </w:rPr>
     <w:tblPr>
       <w:tblStyleRowBandSize w:val="1"/>
@@ -7308,7 +7309,7 @@
     </w:pPr>
     <w:rPr>
       <w:rFonts w:asciiTheme="majorHAnsi" w:eastAsiaTheme="majorEastAsia" w:hAnsiTheme="majorHAnsi" w:cstheme="majorBidi"/>
-      <w:color w:val="000000" w:themeColor="text1"/>
+      <w:color w:val="000000"/>
     </w:rPr>
     <w:tblPr>
       <w:tblStyleRowBandSize w:val="1"/>
@@ -7436,7 +7437,7 @@
     </w:pPr>
     <w:rPr>
       <w:rFonts w:asciiTheme="majorHAnsi" w:eastAsiaTheme="majorEastAsia" w:hAnsiTheme="majorHAnsi" w:cstheme="majorBidi"/>
-      <w:color w:val="000000" w:themeColor="text1"/>
+      <w:color w:val="000000"/>
     </w:rPr>
     <w:tblPr>
       <w:tblStyleRowBandSize w:val="1"/>
@@ -7564,7 +7565,7 @@
     </w:pPr>
     <w:rPr>
       <w:rFonts w:asciiTheme="majorHAnsi" w:eastAsiaTheme="majorEastAsia" w:hAnsiTheme="majorHAnsi" w:cstheme="majorBidi"/>
-      <w:color w:val="000000" w:themeColor="text1"/>
+      <w:color w:val="000000"/>
     </w:rPr>
     <w:tblPr>
       <w:tblStyleRowBandSize w:val="1"/>
@@ -7692,7 +7693,7 @@
     </w:pPr>
     <w:rPr>
       <w:rFonts w:asciiTheme="majorHAnsi" w:eastAsiaTheme="majorEastAsia" w:hAnsiTheme="majorHAnsi" w:cstheme="majorBidi"/>
-      <w:color w:val="000000" w:themeColor="text1"/>
+      <w:color w:val="000000"/>
     </w:rPr>
     <w:tblPr>
       <w:tblStyleRowBandSize w:val="1"/>
@@ -7820,7 +7821,7 @@
     </w:pPr>
     <w:rPr>
       <w:rFonts w:asciiTheme="majorHAnsi" w:eastAsiaTheme="majorEastAsia" w:hAnsiTheme="majorHAnsi" w:cstheme="majorBidi"/>
-      <w:color w:val="000000" w:themeColor="text1"/>
+      <w:color w:val="000000"/>
     </w:rPr>
     <w:tblPr>
       <w:tblStyleRowBandSize w:val="1"/>
@@ -7948,7 +7949,7 @@
     </w:pPr>
     <w:rPr>
       <w:rFonts w:asciiTheme="majorHAnsi" w:eastAsiaTheme="majorEastAsia" w:hAnsiTheme="majorHAnsi" w:cstheme="majorBidi"/>
-      <w:color w:val="000000" w:themeColor="text1"/>
+      <w:color w:val="000000"/>
     </w:rPr>
     <w:tblPr>
       <w:tblStyleRowBandSize w:val="1"/>
@@ -8587,7 +8588,7 @@
     </w:pPr>
     <w:rPr>
       <w:rFonts w:asciiTheme="majorHAnsi" w:eastAsiaTheme="majorEastAsia" w:hAnsiTheme="majorHAnsi" w:cstheme="majorBidi"/>
-      <w:color w:val="000000" w:themeColor="text1"/>
+      <w:color w:val="000000"/>
     </w:rPr>
     <w:tblPr>
       <w:tblStyleRowBandSize w:val="1"/>
@@ -8615,7 +8616,7 @@
       <w:rPr>
         <w:b/>
         <w:bCs/>
-        <w:color w:val="000000" w:themeColor="text1"/>
+        <w:color w:val="000000"/>
       </w:rPr>
       <w:tblPr/>
       <w:tcPr>
@@ -8626,7 +8627,7 @@
       <w:rPr>
         <w:b/>
         <w:bCs/>
-        <w:color w:val="000000" w:themeColor="text1"/>
+        <w:color w:val="000000"/>
       </w:rPr>
       <w:tblPr/>
       <w:tcPr>
@@ -8645,7 +8646,7 @@
       <w:rPr>
         <w:b/>
         <w:bCs/>
-        <w:color w:val="000000" w:themeColor="text1"/>
+        <w:color w:val="000000"/>
       </w:rPr>
       <w:tblPr/>
       <w:tcPr>
@@ -8664,7 +8665,7 @@
       <w:rPr>
         <w:b w:val="0"/>
         <w:bCs w:val="0"/>
-        <w:color w:val="000000" w:themeColor="text1"/>
+        <w:color w:val="000000"/>
       </w:rPr>
       <w:tblPr/>
       <w:tcPr>
@@ -8712,7 +8713,7 @@
     </w:pPr>
     <w:rPr>
       <w:rFonts w:asciiTheme="majorHAnsi" w:eastAsiaTheme="majorEastAsia" w:hAnsiTheme="majorHAnsi" w:cstheme="majorBidi"/>
-      <w:color w:val="000000" w:themeColor="text1"/>
+      <w:color w:val="000000"/>
     </w:rPr>
     <w:tblPr>
       <w:tblStyleRowBandSize w:val="1"/>
@@ -8740,7 +8741,7 @@
       <w:rPr>
         <w:b/>
         <w:bCs/>
-        <w:color w:val="000000" w:themeColor="text1"/>
+        <w:color w:val="000000"/>
       </w:rPr>
       <w:tblPr/>
       <w:tcPr>
@@ -8751,7 +8752,7 @@
       <w:rPr>
         <w:b/>
         <w:bCs/>
-        <w:color w:val="000000" w:themeColor="text1"/>
+        <w:color w:val="000000"/>
       </w:rPr>
       <w:tblPr/>
       <w:tcPr>
@@ -8770,7 +8771,7 @@
       <w:rPr>
         <w:b/>
         <w:bCs/>
-        <w:color w:val="000000" w:themeColor="text1"/>
+        <w:color w:val="000000"/>
       </w:rPr>
       <w:tblPr/>
       <w:tcPr>
@@ -8789,7 +8790,7 @@
       <w:rPr>
         <w:b w:val="0"/>
         <w:bCs w:val="0"/>
-        <w:color w:val="000000" w:themeColor="text1"/>
+        <w:color w:val="000000"/>
       </w:rPr>
       <w:tblPr/>
       <w:tcPr>
@@ -8837,7 +8838,7 @@
     </w:pPr>
     <w:rPr>
       <w:rFonts w:asciiTheme="majorHAnsi" w:eastAsiaTheme="majorEastAsia" w:hAnsiTheme="majorHAnsi" w:cstheme="majorBidi"/>
-      <w:color w:val="000000" w:themeColor="text1"/>
+      <w:color w:val="000000"/>
     </w:rPr>
     <w:tblPr>
       <w:tblStyleRowBandSize w:val="1"/>
@@ -8865,7 +8866,7 @@
       <w:rPr>
         <w:b/>
         <w:bCs/>
-        <w:color w:val="000000" w:themeColor="text1"/>
+        <w:color w:val="000000"/>
       </w:rPr>
       <w:tblPr/>
       <w:tcPr>
@@ -8876,7 +8877,7 @@
       <w:rPr>
         <w:b/>
         <w:bCs/>
-        <w:color w:val="000000" w:themeColor="text1"/>
+        <w:color w:val="000000"/>
       </w:rPr>
       <w:tblPr/>
       <w:tcPr>
@@ -8895,7 +8896,7 @@
       <w:rPr>
         <w:b/>
         <w:bCs/>
-        <w:color w:val="000000" w:themeColor="text1"/>
+        <w:color w:val="000000"/>
       </w:rPr>
       <w:tblPr/>
       <w:tcPr>
@@ -8914,7 +8915,7 @@
       <w:rPr>
         <w:b w:val="0"/>
         <w:bCs w:val="0"/>
-        <w:color w:val="000000" w:themeColor="text1"/>
+        <w:color w:val="000000"/>
       </w:rPr>
       <w:tblPr/>
       <w:tcPr>
@@ -8962,7 +8963,7 @@
     </w:pPr>
     <w:rPr>
       <w:rFonts w:asciiTheme="majorHAnsi" w:eastAsiaTheme="majorEastAsia" w:hAnsiTheme="majorHAnsi" w:cstheme="majorBidi"/>
-      <w:color w:val="000000" w:themeColor="text1"/>
+      <w:color w:val="000000"/>
     </w:rPr>
     <w:tblPr>
       <w:tblStyleRowBandSize w:val="1"/>
@@ -8990,7 +8991,7 @@
       <w:rPr>
         <w:b/>
         <w:bCs/>
-        <w:color w:val="000000" w:themeColor="text1"/>
+        <w:color w:val="000000"/>
       </w:rPr>
       <w:tblPr/>
       <w:tcPr>
@@ -9001,7 +9002,7 @@
       <w:rPr>
         <w:b/>
         <w:bCs/>
-        <w:color w:val="000000" w:themeColor="text1"/>
+        <w:color w:val="000000"/>
       </w:rPr>
       <w:tblPr/>
       <w:tcPr>
@@ -9020,7 +9021,7 @@
       <w:rPr>
         <w:b/>
         <w:bCs/>
-        <w:color w:val="000000" w:themeColor="text1"/>
+        <w:color w:val="000000"/>
       </w:rPr>
       <w:tblPr/>
       <w:tcPr>
@@ -9039,7 +9040,7 @@
       <w:rPr>
         <w:b w:val="0"/>
         <w:bCs w:val="0"/>
-        <w:color w:val="000000" w:themeColor="text1"/>
+        <w:color w:val="000000"/>
       </w:rPr>
       <w:tblPr/>
       <w:tcPr>
@@ -9087,7 +9088,7 @@
     </w:pPr>
     <w:rPr>
       <w:rFonts w:asciiTheme="majorHAnsi" w:eastAsiaTheme="majorEastAsia" w:hAnsiTheme="majorHAnsi" w:cstheme="majorBidi"/>
-      <w:color w:val="000000" w:themeColor="text1"/>
+      <w:color w:val="000000"/>
     </w:rPr>
     <w:tblPr>
       <w:tblStyleRowBandSize w:val="1"/>
@@ -9115,7 +9116,7 @@
       <w:rPr>
         <w:b/>
         <w:bCs/>
-        <w:color w:val="000000" w:themeColor="text1"/>
+        <w:color w:val="000000"/>
       </w:rPr>
       <w:tblPr/>
       <w:tcPr>
@@ -9126,7 +9127,7 @@
       <w:rPr>
         <w:b/>
         <w:bCs/>
-        <w:color w:val="000000" w:themeColor="text1"/>
+        <w:color w:val="000000"/>
       </w:rPr>
       <w:tblPr/>
       <w:tcPr>
@@ -9145,7 +9146,7 @@
       <w:rPr>
         <w:b/>
         <w:bCs/>
-        <w:color w:val="000000" w:themeColor="text1"/>
+        <w:color w:val="000000"/>
       </w:rPr>
       <w:tblPr/>
       <w:tcPr>
@@ -9164,7 +9165,7 @@
       <w:rPr>
         <w:b w:val="0"/>
         <w:bCs w:val="0"/>
-        <w:color w:val="000000" w:themeColor="text1"/>
+        <w:color w:val="000000"/>
       </w:rPr>
       <w:tblPr/>
       <w:tcPr>
@@ -9212,7 +9213,7 @@
     </w:pPr>
     <w:rPr>
       <w:rFonts w:asciiTheme="majorHAnsi" w:eastAsiaTheme="majorEastAsia" w:hAnsiTheme="majorHAnsi" w:cstheme="majorBidi"/>
-      <w:color w:val="000000" w:themeColor="text1"/>
+      <w:color w:val="000000"/>
     </w:rPr>
     <w:tblPr>
       <w:tblStyleRowBandSize w:val="1"/>
@@ -9240,7 +9241,7 @@
       <w:rPr>
         <w:b/>
         <w:bCs/>
-        <w:color w:val="000000" w:themeColor="text1"/>
+        <w:color w:val="000000"/>
       </w:rPr>
       <w:tblPr/>
       <w:tcPr>
@@ -9251,7 +9252,7 @@
       <w:rPr>
         <w:b/>
         <w:bCs/>
-        <w:color w:val="000000" w:themeColor="text1"/>
+        <w:color w:val="000000"/>
       </w:rPr>
       <w:tblPr/>
       <w:tcPr>
@@ -9270,7 +9271,7 @@
       <w:rPr>
         <w:b/>
         <w:bCs/>
-        <w:color w:val="000000" w:themeColor="text1"/>
+        <w:color w:val="000000"/>
       </w:rPr>
       <w:tblPr/>
       <w:tcPr>
@@ -9289,7 +9290,7 @@
       <w:rPr>
         <w:b w:val="0"/>
         <w:bCs w:val="0"/>
-        <w:color w:val="000000" w:themeColor="text1"/>
+        <w:color w:val="000000"/>
       </w:rPr>
       <w:tblPr/>
       <w:tcPr>
@@ -9337,7 +9338,7 @@
     </w:pPr>
     <w:rPr>
       <w:rFonts w:asciiTheme="majorHAnsi" w:eastAsiaTheme="majorEastAsia" w:hAnsiTheme="majorHAnsi" w:cstheme="majorBidi"/>
-      <w:color w:val="000000" w:themeColor="text1"/>
+      <w:color w:val="000000"/>
     </w:rPr>
     <w:tblPr>
       <w:tblStyleRowBandSize w:val="1"/>
@@ -9365,7 +9366,7 @@
       <w:rPr>
         <w:b/>
         <w:bCs/>
-        <w:color w:val="000000" w:themeColor="text1"/>
+        <w:color w:val="000000"/>
       </w:rPr>
       <w:tblPr/>
       <w:tcPr>
@@ -9376,7 +9377,7 @@
       <w:rPr>
         <w:b/>
         <w:bCs/>
-        <w:color w:val="000000" w:themeColor="text1"/>
+        <w:color w:val="000000"/>
       </w:rPr>
       <w:tblPr/>
       <w:tcPr>
@@ -9395,7 +9396,7 @@
       <w:rPr>
         <w:b/>
         <w:bCs/>
-        <w:color w:val="000000" w:themeColor="text1"/>
+        <w:color w:val="000000"/>
       </w:rPr>
       <w:tblPr/>
       <w:tcPr>
@@ -9414,7 +9415,7 @@
       <w:rPr>
         <w:b w:val="0"/>
         <w:bCs w:val="0"/>
-        <w:color w:val="000000" w:themeColor="text1"/>
+        <w:color w:val="000000"/>
       </w:rPr>
       <w:tblPr/>
       <w:tcPr>
@@ -9488,7 +9489,7 @@
         <w:bCs/>
         <w:i w:val="0"/>
         <w:iCs w:val="0"/>
-        <w:color w:val="FFFFFF" w:themeColor="background1"/>
+        <w:color w:val="000000"/>
       </w:rPr>
       <w:tblPr/>
       <w:tcPr>
@@ -9509,7 +9510,7 @@
         <w:bCs/>
         <w:i w:val="0"/>
         <w:iCs w:val="0"/>
-        <w:color w:val="FFFFFF" w:themeColor="background1"/>
+        <w:color w:val="000000"/>
       </w:rPr>
       <w:tblPr/>
       <w:tcPr>
@@ -9530,7 +9531,7 @@
         <w:bCs/>
         <w:i w:val="0"/>
         <w:iCs w:val="0"/>
-        <w:color w:val="FFFFFF" w:themeColor="background1"/>
+        <w:color w:val="000000"/>
       </w:rPr>
       <w:tblPr/>
       <w:tcPr>
@@ -9549,7 +9550,7 @@
         <w:bCs/>
         <w:i w:val="0"/>
         <w:iCs w:val="0"/>
-        <w:color w:val="FFFFFF" w:themeColor="background1"/>
+        <w:color w:val="000000"/>
       </w:rPr>
       <w:tblPr/>
       <w:tcPr>
@@ -9629,7 +9630,7 @@
         <w:bCs/>
         <w:i w:val="0"/>
         <w:iCs w:val="0"/>
-        <w:color w:val="FFFFFF" w:themeColor="background1"/>
+        <w:color w:val="000000"/>
       </w:rPr>
       <w:tblPr/>
       <w:tcPr>
@@ -9650,7 +9651,7 @@
         <w:bCs/>
         <w:i w:val="0"/>
         <w:iCs w:val="0"/>
-        <w:color w:val="FFFFFF" w:themeColor="background1"/>
+        <w:color w:val="000000"/>
       </w:rPr>
       <w:tblPr/>
       <w:tcPr>
@@ -9671,7 +9672,7 @@
         <w:bCs/>
         <w:i w:val="0"/>
         <w:iCs w:val="0"/>
-        <w:color w:val="FFFFFF" w:themeColor="background1"/>
+        <w:color w:val="000000"/>
       </w:rPr>
       <w:tblPr/>
       <w:tcPr>
@@ -9690,7 +9691,7 @@
         <w:bCs/>
         <w:i w:val="0"/>
         <w:iCs w:val="0"/>
-        <w:color w:val="FFFFFF" w:themeColor="background1"/>
+        <w:color w:val="000000"/>
       </w:rPr>
       <w:tblPr/>
       <w:tcPr>
@@ -9770,7 +9771,7 @@
         <w:bCs/>
         <w:i w:val="0"/>
         <w:iCs w:val="0"/>
-        <w:color w:val="FFFFFF" w:themeColor="background1"/>
+        <w:color w:val="000000"/>
       </w:rPr>
       <w:tblPr/>
       <w:tcPr>
@@ -9791,7 +9792,7 @@
         <w:bCs/>
         <w:i w:val="0"/>
         <w:iCs w:val="0"/>
-        <w:color w:val="FFFFFF" w:themeColor="background1"/>
+        <w:color w:val="000000"/>
       </w:rPr>
       <w:tblPr/>
       <w:tcPr>
@@ -9812,7 +9813,7 @@
         <w:bCs/>
         <w:i w:val="0"/>
         <w:iCs w:val="0"/>
-        <w:color w:val="FFFFFF" w:themeColor="background1"/>
+        <w:color w:val="000000"/>
       </w:rPr>
       <w:tblPr/>
       <w:tcPr>
@@ -9831,7 +9832,7 @@
         <w:bCs/>
         <w:i w:val="0"/>
         <w:iCs w:val="0"/>
-        <w:color w:val="FFFFFF" w:themeColor="background1"/>
+        <w:color w:val="000000"/>
       </w:rPr>
       <w:tblPr/>
       <w:tcPr>
@@ -9911,7 +9912,7 @@
         <w:bCs/>
         <w:i w:val="0"/>
         <w:iCs w:val="0"/>
-        <w:color w:val="FFFFFF" w:themeColor="background1"/>
+        <w:color w:val="000000"/>
       </w:rPr>
       <w:tblPr/>
       <w:tcPr>
@@ -9932,7 +9933,7 @@
         <w:bCs/>
         <w:i w:val="0"/>
         <w:iCs w:val="0"/>
-        <w:color w:val="FFFFFF" w:themeColor="background1"/>
+        <w:color w:val="000000"/>
       </w:rPr>
       <w:tblPr/>
       <w:tcPr>
@@ -9953,7 +9954,7 @@
         <w:bCs/>
         <w:i w:val="0"/>
         <w:iCs w:val="0"/>
-        <w:color w:val="FFFFFF" w:themeColor="background1"/>
+        <w:color w:val="000000"/>
       </w:rPr>
       <w:tblPr/>
       <w:tcPr>
@@ -9972,7 +9973,7 @@
         <w:bCs/>
         <w:i w:val="0"/>
         <w:iCs w:val="0"/>
-        <w:color w:val="FFFFFF" w:themeColor="background1"/>
+        <w:color w:val="000000"/>
       </w:rPr>
       <w:tblPr/>
       <w:tcPr>
@@ -10052,7 +10053,7 @@
         <w:bCs/>
         <w:i w:val="0"/>
         <w:iCs w:val="0"/>
-        <w:color w:val="FFFFFF" w:themeColor="background1"/>
+        <w:color w:val="000000"/>
       </w:rPr>
       <w:tblPr/>
       <w:tcPr>
@@ -10073,7 +10074,7 @@
         <w:bCs/>
         <w:i w:val="0"/>
         <w:iCs w:val="0"/>
-        <w:color w:val="FFFFFF" w:themeColor="background1"/>
+        <w:color w:val="000000"/>
       </w:rPr>
       <w:tblPr/>
       <w:tcPr>
@@ -10094,7 +10095,7 @@
         <w:bCs/>
         <w:i w:val="0"/>
         <w:iCs w:val="0"/>
-        <w:color w:val="FFFFFF" w:themeColor="background1"/>
+        <w:color w:val="000000"/>
       </w:rPr>
       <w:tblPr/>
       <w:tcPr>
@@ -10113,7 +10114,7 @@
         <w:bCs/>
         <w:i w:val="0"/>
         <w:iCs w:val="0"/>
-        <w:color w:val="FFFFFF" w:themeColor="background1"/>
+        <w:color w:val="000000"/>
       </w:rPr>
       <w:tblPr/>
       <w:tcPr>
@@ -10193,7 +10194,7 @@
         <w:bCs/>
         <w:i w:val="0"/>
         <w:iCs w:val="0"/>
-        <w:color w:val="FFFFFF" w:themeColor="background1"/>
+        <w:color w:val="000000"/>
       </w:rPr>
       <w:tblPr/>
       <w:tcPr>
@@ -10214,7 +10215,7 @@
         <w:bCs/>
         <w:i w:val="0"/>
         <w:iCs w:val="0"/>
-        <w:color w:val="FFFFFF" w:themeColor="background1"/>
+        <w:color w:val="000000"/>
       </w:rPr>
       <w:tblPr/>
       <w:tcPr>
@@ -10235,7 +10236,7 @@
         <w:bCs/>
         <w:i w:val="0"/>
         <w:iCs w:val="0"/>
-        <w:color w:val="FFFFFF" w:themeColor="background1"/>
+        <w:color w:val="000000"/>
       </w:rPr>
       <w:tblPr/>
       <w:tcPr>
@@ -10254,7 +10255,7 @@
         <w:bCs/>
         <w:i w:val="0"/>
         <w:iCs w:val="0"/>
-        <w:color w:val="FFFFFF" w:themeColor="background1"/>
+        <w:color w:val="000000"/>
       </w:rPr>
       <w:tblPr/>
       <w:tcPr>
@@ -10334,7 +10335,7 @@
         <w:bCs/>
         <w:i w:val="0"/>
         <w:iCs w:val="0"/>
-        <w:color w:val="FFFFFF" w:themeColor="background1"/>
+        <w:color w:val="000000"/>
       </w:rPr>
       <w:tblPr/>
       <w:tcPr>
@@ -10355,7 +10356,7 @@
         <w:bCs/>
         <w:i w:val="0"/>
         <w:iCs w:val="0"/>
-        <w:color w:val="FFFFFF" w:themeColor="background1"/>
+        <w:color w:val="000000"/>
       </w:rPr>
       <w:tblPr/>
       <w:tcPr>
@@ -10376,7 +10377,7 @@
         <w:bCs/>
         <w:i w:val="0"/>
         <w:iCs w:val="0"/>
-        <w:color w:val="FFFFFF" w:themeColor="background1"/>
+        <w:color w:val="000000"/>
       </w:rPr>
       <w:tblPr/>
       <w:tcPr>
@@ -10395,7 +10396,7 @@
         <w:bCs/>
         <w:i w:val="0"/>
         <w:iCs w:val="0"/>
-        <w:color w:val="FFFFFF" w:themeColor="background1"/>
+        <w:color w:val="000000"/>
       </w:rPr>
       <w:tblPr/>
       <w:tcPr>
@@ -10448,7 +10449,7 @@
       <w:spacing w:after="0" w:line="240" w:lineRule="auto"/>
     </w:pPr>
     <w:rPr>
-      <w:color w:val="FFFFFF" w:themeColor="background1"/>
+      <w:color w:val="000000"/>
     </w:rPr>
     <w:tblPr>
       <w:tblStyleRowBandSize w:val="1"/>
@@ -10562,7 +10563,7 @@
       <w:spacing w:after="0" w:line="240" w:lineRule="auto"/>
     </w:pPr>
     <w:rPr>
-      <w:color w:val="FFFFFF" w:themeColor="background1"/>
+      <w:color w:val="000000"/>
     </w:rPr>
     <w:tblPr>
       <w:tblStyleRowBandSize w:val="1"/>
@@ -10676,7 +10677,7 @@
       <w:spacing w:after="0" w:line="240" w:lineRule="auto"/>
     </w:pPr>
     <w:rPr>
-      <w:color w:val="FFFFFF" w:themeColor="background1"/>
+      <w:color w:val="000000"/>
     </w:rPr>
     <w:tblPr>
       <w:tblStyleRowBandSize w:val="1"/>
@@ -10790,7 +10791,7 @@
       <w:spacing w:after="0" w:line="240" w:lineRule="auto"/>
     </w:pPr>
     <w:rPr>
-      <w:color w:val="FFFFFF" w:themeColor="background1"/>
+      <w:color w:val="000000"/>
     </w:rPr>
     <w:tblPr>
       <w:tblStyleRowBandSize w:val="1"/>
@@ -10904,7 +10905,7 @@
       <w:spacing w:after="0" w:line="240" w:lineRule="auto"/>
     </w:pPr>
     <w:rPr>
-      <w:color w:val="FFFFFF" w:themeColor="background1"/>
+      <w:color w:val="000000"/>
     </w:rPr>
     <w:tblPr>
       <w:tblStyleRowBandSize w:val="1"/>
@@ -11018,7 +11019,7 @@
       <w:spacing w:after="0" w:line="240" w:lineRule="auto"/>
     </w:pPr>
     <w:rPr>
-      <w:color w:val="FFFFFF" w:themeColor="background1"/>
+      <w:color w:val="000000"/>
     </w:rPr>
     <w:tblPr>
       <w:tblStyleRowBandSize w:val="1"/>
@@ -11132,7 +11133,7 @@
       <w:spacing w:after="0" w:line="240" w:lineRule="auto"/>
     </w:pPr>
     <w:rPr>
-      <w:color w:val="FFFFFF" w:themeColor="background1"/>
+      <w:color w:val="000000"/>
     </w:rPr>
     <w:tblPr>
       <w:tblStyleRowBandSize w:val="1"/>
@@ -11246,7 +11247,7 @@
       <w:spacing w:after="0" w:line="240" w:lineRule="auto"/>
     </w:pPr>
     <w:rPr>
-      <w:color w:val="000000" w:themeColor="text1"/>
+      <w:color w:val="000000"/>
     </w:rPr>
     <w:tblPr>
       <w:tblStyleRowBandSize w:val="1"/>
@@ -11292,7 +11293,7 @@
       <w:rPr>
         <w:b/>
         <w:bCs/>
-        <w:color w:val="FFFFFF" w:themeColor="background1"/>
+        <w:color w:val="000000"/>
       </w:rPr>
       <w:tblPr/>
       <w:tcPr>
@@ -11304,7 +11305,7 @@
     </w:tblStylePr>
     <w:tblStylePr w:type="firstCol">
       <w:rPr>
-        <w:color w:val="FFFFFF" w:themeColor="background1"/>
+        <w:color w:val="000000"/>
       </w:rPr>
       <w:tblPr/>
       <w:tcPr>
@@ -11321,7 +11322,7 @@
     </w:tblStylePr>
     <w:tblStylePr w:type="lastCol">
       <w:rPr>
-        <w:color w:val="FFFFFF" w:themeColor="background1"/>
+        <w:color w:val="000000"/>
       </w:rPr>
       <w:tblPr/>
       <w:tcPr>
@@ -11350,12 +11351,12 @@
     </w:tblStylePr>
     <w:tblStylePr w:type="neCell">
       <w:rPr>
-        <w:color w:val="000000" w:themeColor="text1"/>
+        <w:color w:val="000000"/>
       </w:rPr>
     </w:tblStylePr>
     <w:tblStylePr w:type="nwCell">
       <w:rPr>
-        <w:color w:val="000000" w:themeColor="text1"/>
+        <w:color w:val="000000"/>
       </w:rPr>
     </w:tblStylePr>
   </w:style>
@@ -11368,7 +11369,7 @@
       <w:spacing w:after="0" w:line="240" w:lineRule="auto"/>
     </w:pPr>
     <w:rPr>
-      <w:color w:val="000000" w:themeColor="text1"/>
+      <w:color w:val="000000"/>
     </w:rPr>
     <w:tblPr>
       <w:tblStyleRowBandSize w:val="1"/>
@@ -11414,7 +11415,7 @@
       <w:rPr>
         <w:b/>
         <w:bCs/>
-        <w:color w:val="FFFFFF" w:themeColor="background1"/>
+        <w:color w:val="000000"/>
       </w:rPr>
       <w:tblPr/>
       <w:tcPr>
@@ -11426,7 +11427,7 @@
     </w:tblStylePr>
     <w:tblStylePr w:type="firstCol">
       <w:rPr>
-        <w:color w:val="FFFFFF" w:themeColor="background1"/>
+        <w:color w:val="000000"/>
       </w:rPr>
       <w:tblPr/>
       <w:tcPr>
@@ -11443,7 +11444,7 @@
     </w:tblStylePr>
     <w:tblStylePr w:type="lastCol">
       <w:rPr>
-        <w:color w:val="FFFFFF" w:themeColor="background1"/>
+        <w:color w:val="000000"/>
       </w:rPr>
       <w:tblPr/>
       <w:tcPr>
@@ -11472,12 +11473,12 @@
     </w:tblStylePr>
     <w:tblStylePr w:type="neCell">
       <w:rPr>
-        <w:color w:val="000000" w:themeColor="text1"/>
+        <w:color w:val="000000"/>
       </w:rPr>
     </w:tblStylePr>
     <w:tblStylePr w:type="nwCell">
       <w:rPr>
-        <w:color w:val="000000" w:themeColor="text1"/>
+        <w:color w:val="000000"/>
       </w:rPr>
     </w:tblStylePr>
   </w:style>
@@ -11490,7 +11491,7 @@
       <w:spacing w:after="0" w:line="240" w:lineRule="auto"/>
     </w:pPr>
     <w:rPr>
-      <w:color w:val="000000" w:themeColor="text1"/>
+      <w:color w:val="000000"/>
     </w:rPr>
     <w:tblPr>
       <w:tblStyleRowBandSize w:val="1"/>
@@ -11536,7 +11537,7 @@
       <w:rPr>
         <w:b/>
         <w:bCs/>
-        <w:color w:val="FFFFFF" w:themeColor="background1"/>
+        <w:color w:val="000000"/>
       </w:rPr>
       <w:tblPr/>
       <w:tcPr>
@@ -11548,7 +11549,7 @@
     </w:tblStylePr>
     <w:tblStylePr w:type="firstCol">
       <w:rPr>
-        <w:color w:val="FFFFFF" w:themeColor="background1"/>
+        <w:color w:val="000000"/>
       </w:rPr>
       <w:tblPr/>
       <w:tcPr>
@@ -11565,7 +11566,7 @@
     </w:tblStylePr>
     <w:tblStylePr w:type="lastCol">
       <w:rPr>
-        <w:color w:val="FFFFFF" w:themeColor="background1"/>
+        <w:color w:val="000000"/>
       </w:rPr>
       <w:tblPr/>
       <w:tcPr>
@@ -11594,12 +11595,12 @@
     </w:tblStylePr>
     <w:tblStylePr w:type="neCell">
       <w:rPr>
-        <w:color w:val="000000" w:themeColor="text1"/>
+        <w:color w:val="000000"/>
       </w:rPr>
     </w:tblStylePr>
     <w:tblStylePr w:type="nwCell">
       <w:rPr>
-        <w:color w:val="000000" w:themeColor="text1"/>
+        <w:color w:val="000000"/>
       </w:rPr>
     </w:tblStylePr>
   </w:style>
@@ -11612,7 +11613,7 @@
       <w:spacing w:after="0" w:line="240" w:lineRule="auto"/>
     </w:pPr>
     <w:rPr>
-      <w:color w:val="000000" w:themeColor="text1"/>
+      <w:color w:val="000000"/>
     </w:rPr>
     <w:tblPr>
       <w:tblStyleRowBandSize w:val="1"/>
@@ -11658,7 +11659,7 @@
       <w:rPr>
         <w:b/>
         <w:bCs/>
-        <w:color w:val="FFFFFF" w:themeColor="background1"/>
+        <w:color w:val="000000"/>
       </w:rPr>
       <w:tblPr/>
       <w:tcPr>
@@ -11670,7 +11671,7 @@
     </w:tblStylePr>
     <w:tblStylePr w:type="firstCol">
       <w:rPr>
-        <w:color w:val="FFFFFF" w:themeColor="background1"/>
+        <w:color w:val="000000"/>
       </w:rPr>
       <w:tblPr/>
       <w:tcPr>
@@ -11687,7 +11688,7 @@
     </w:tblStylePr>
     <w:tblStylePr w:type="lastCol">
       <w:rPr>
-        <w:color w:val="FFFFFF" w:themeColor="background1"/>
+        <w:color w:val="000000"/>
       </w:rPr>
       <w:tblPr/>
       <w:tcPr>
@@ -11724,7 +11725,7 @@
       <w:spacing w:after="0" w:line="240" w:lineRule="auto"/>
     </w:pPr>
     <w:rPr>
-      <w:color w:val="000000" w:themeColor="text1"/>
+      <w:color w:val="000000"/>
     </w:rPr>
     <w:tblPr>
       <w:tblStyleRowBandSize w:val="1"/>
@@ -11770,7 +11771,7 @@
       <w:rPr>
         <w:b/>
         <w:bCs/>
-        <w:color w:val="FFFFFF" w:themeColor="background1"/>
+        <w:color w:val="000000"/>
       </w:rPr>
       <w:tblPr/>
       <w:tcPr>
@@ -11782,7 +11783,7 @@
     </w:tblStylePr>
     <w:tblStylePr w:type="firstCol">
       <w:rPr>
-        <w:color w:val="FFFFFF" w:themeColor="background1"/>
+        <w:color w:val="000000"/>
       </w:rPr>
       <w:tblPr/>
       <w:tcPr>
@@ -11799,7 +11800,7 @@
     </w:tblStylePr>
     <w:tblStylePr w:type="lastCol">
       <w:rPr>
-        <w:color w:val="FFFFFF" w:themeColor="background1"/>
+        <w:color w:val="000000"/>
       </w:rPr>
       <w:tblPr/>
       <w:tcPr>
@@ -11828,12 +11829,12 @@
     </w:tblStylePr>
     <w:tblStylePr w:type="neCell">
       <w:rPr>
-        <w:color w:val="000000" w:themeColor="text1"/>
+        <w:color w:val="000000"/>
       </w:rPr>
     </w:tblStylePr>
     <w:tblStylePr w:type="nwCell">
       <w:rPr>
-        <w:color w:val="000000" w:themeColor="text1"/>
+        <w:color w:val="000000"/>
       </w:rPr>
     </w:tblStylePr>
   </w:style>
@@ -11846,7 +11847,7 @@
       <w:spacing w:after="0" w:line="240" w:lineRule="auto"/>
     </w:pPr>
     <w:rPr>
-      <w:color w:val="000000" w:themeColor="text1"/>
+      <w:color w:val="000000"/>
     </w:rPr>
     <w:tblPr>
       <w:tblStyleRowBandSize w:val="1"/>
@@ -11892,7 +11893,7 @@
       <w:rPr>
         <w:b/>
         <w:bCs/>
-        <w:color w:val="FFFFFF" w:themeColor="background1"/>
+        <w:color w:val="000000"/>
       </w:rPr>
       <w:tblPr/>
       <w:tcPr>
@@ -11904,7 +11905,7 @@
     </w:tblStylePr>
     <w:tblStylePr w:type="firstCol">
       <w:rPr>
-        <w:color w:val="FFFFFF" w:themeColor="background1"/>
+        <w:color w:val="000000"/>
       </w:rPr>
       <w:tblPr/>
       <w:tcPr>
@@ -11921,7 +11922,7 @@
     </w:tblStylePr>
     <w:tblStylePr w:type="lastCol">
       <w:rPr>
-        <w:color w:val="FFFFFF" w:themeColor="background1"/>
+        <w:color w:val="000000"/>
       </w:rPr>
       <w:tblPr/>
       <w:tcPr>
@@ -11950,12 +11951,12 @@
     </w:tblStylePr>
     <w:tblStylePr w:type="neCell">
       <w:rPr>
-        <w:color w:val="000000" w:themeColor="text1"/>
+        <w:color w:val="000000"/>
       </w:rPr>
     </w:tblStylePr>
     <w:tblStylePr w:type="nwCell">
       <w:rPr>
-        <w:color w:val="000000" w:themeColor="text1"/>
+        <w:color w:val="000000"/>
       </w:rPr>
     </w:tblStylePr>
   </w:style>
@@ -11968,7 +11969,7 @@
       <w:spacing w:after="0" w:line="240" w:lineRule="auto"/>
     </w:pPr>
     <w:rPr>
-      <w:color w:val="000000" w:themeColor="text1"/>
+      <w:color w:val="000000"/>
     </w:rPr>
     <w:tblPr>
       <w:tblStyleRowBandSize w:val="1"/>
@@ -12014,7 +12015,7 @@
       <w:rPr>
         <w:b/>
         <w:bCs/>
-        <w:color w:val="FFFFFF" w:themeColor="background1"/>
+        <w:color w:val="000000"/>
       </w:rPr>
       <w:tblPr/>
       <w:tcPr>
@@ -12026,7 +12027,7 @@
     </w:tblStylePr>
     <w:tblStylePr w:type="firstCol">
       <w:rPr>
-        <w:color w:val="FFFFFF" w:themeColor="background1"/>
+        <w:color w:val="000000"/>
       </w:rPr>
       <w:tblPr/>
       <w:tcPr>
@@ -12043,7 +12044,7 @@
     </w:tblStylePr>
     <w:tblStylePr w:type="lastCol">
       <w:rPr>
-        <w:color w:val="FFFFFF" w:themeColor="background1"/>
+        <w:color w:val="000000"/>
       </w:rPr>
       <w:tblPr/>
       <w:tcPr>
@@ -12072,12 +12073,12 @@
     </w:tblStylePr>
     <w:tblStylePr w:type="neCell">
       <w:rPr>
-        <w:color w:val="000000" w:themeColor="text1"/>
+        <w:color w:val="000000"/>
       </w:rPr>
     </w:tblStylePr>
     <w:tblStylePr w:type="nwCell">
       <w:rPr>
-        <w:color w:val="000000" w:themeColor="text1"/>
+        <w:color w:val="000000"/>
       </w:rPr>
     </w:tblStylePr>
   </w:style>
@@ -12090,7 +12091,7 @@
       <w:spacing w:after="0" w:line="240" w:lineRule="auto"/>
     </w:pPr>
     <w:rPr>
-      <w:color w:val="000000" w:themeColor="text1"/>
+      <w:color w:val="000000"/>
     </w:rPr>
     <w:tblPr>
       <w:tblStyleRowBandSize w:val="1"/>
@@ -12110,7 +12111,7 @@
       <w:rPr>
         <w:b/>
         <w:bCs/>
-        <w:color w:val="FFFFFF" w:themeColor="background1"/>
+        <w:color w:val="000000"/>
       </w:rPr>
       <w:tblPr/>
       <w:tcPr>
@@ -12124,7 +12125,7 @@
       <w:rPr>
         <w:b/>
         <w:bCs/>
-        <w:color w:val="9E3A38" w:themeColor="accent2" w:themeShade="CC"/>
+        <w:color w:val="000000"/>
       </w:rPr>
       <w:tblPr/>
       <w:tcPr>
@@ -12176,7 +12177,7 @@
       <w:spacing w:after="0" w:line="240" w:lineRule="auto"/>
     </w:pPr>
     <w:rPr>
-      <w:color w:val="000000" w:themeColor="text1"/>
+      <w:color w:val="000000"/>
     </w:rPr>
     <w:tblPr>
       <w:tblStyleRowBandSize w:val="1"/>
@@ -12196,7 +12197,7 @@
       <w:rPr>
         <w:b/>
         <w:bCs/>
-        <w:color w:val="FFFFFF" w:themeColor="background1"/>
+        <w:color w:val="000000"/>
       </w:rPr>
       <w:tblPr/>
       <w:tcPr>
@@ -12210,7 +12211,7 @@
       <w:rPr>
         <w:b/>
         <w:bCs/>
-        <w:color w:val="9E3A38" w:themeColor="accent2" w:themeShade="CC"/>
+        <w:color w:val="000000"/>
       </w:rPr>
       <w:tblPr/>
       <w:tcPr>
@@ -12262,7 +12263,7 @@
       <w:spacing w:after="0" w:line="240" w:lineRule="auto"/>
     </w:pPr>
     <w:rPr>
-      <w:color w:val="000000" w:themeColor="text1"/>
+      <w:color w:val="000000"/>
     </w:rPr>
     <w:tblPr>
       <w:tblStyleRowBandSize w:val="1"/>
@@ -12282,7 +12283,7 @@
       <w:rPr>
         <w:b/>
         <w:bCs/>
-        <w:color w:val="FFFFFF" w:themeColor="background1"/>
+        <w:color w:val="000000"/>
       </w:rPr>
       <w:tblPr/>
       <w:tcPr>
@@ -12296,7 +12297,7 @@
       <w:rPr>
         <w:b/>
         <w:bCs/>
-        <w:color w:val="9E3A38" w:themeColor="accent2" w:themeShade="CC"/>
+        <w:color w:val="000000"/>
       </w:rPr>
       <w:tblPr/>
       <w:tcPr>
@@ -12348,7 +12349,7 @@
       <w:spacing w:after="0" w:line="240" w:lineRule="auto"/>
     </w:pPr>
     <w:rPr>
-      <w:color w:val="000000" w:themeColor="text1"/>
+      <w:color w:val="000000"/>
     </w:rPr>
     <w:tblPr>
       <w:tblStyleRowBandSize w:val="1"/>
@@ -12368,7 +12369,7 @@
       <w:rPr>
         <w:b/>
         <w:bCs/>
-        <w:color w:val="FFFFFF" w:themeColor="background1"/>
+        <w:color w:val="000000"/>
       </w:rPr>
       <w:tblPr/>
       <w:tcPr>
@@ -12382,7 +12383,7 @@
       <w:rPr>
         <w:b/>
         <w:bCs/>
-        <w:color w:val="664E82" w:themeColor="accent4" w:themeShade="CC"/>
+        <w:color w:val="000000"/>
       </w:rPr>
       <w:tblPr/>
       <w:tcPr>
@@ -12434,7 +12435,7 @@
       <w:spacing w:after="0" w:line="240" w:lineRule="auto"/>
     </w:pPr>
     <w:rPr>
-      <w:color w:val="000000" w:themeColor="text1"/>
+      <w:color w:val="000000"/>
     </w:rPr>
     <w:tblPr>
       <w:tblStyleRowBandSize w:val="1"/>
@@ -12454,7 +12455,7 @@
       <w:rPr>
         <w:b/>
         <w:bCs/>
-        <w:color w:val="FFFFFF" w:themeColor="background1"/>
+        <w:color w:val="000000"/>
       </w:rPr>
       <w:tblPr/>
       <w:tcPr>
@@ -12468,7 +12469,7 @@
       <w:rPr>
         <w:b/>
         <w:bCs/>
-        <w:color w:val="7E9C40" w:themeColor="accent3" w:themeShade="CC"/>
+        <w:color w:val="000000"/>
       </w:rPr>
       <w:tblPr/>
       <w:tcPr>
@@ -12520,7 +12521,7 @@
       <w:spacing w:after="0" w:line="240" w:lineRule="auto"/>
     </w:pPr>
     <w:rPr>
-      <w:color w:val="000000" w:themeColor="text1"/>
+      <w:color w:val="000000"/>
     </w:rPr>
     <w:tblPr>
       <w:tblStyleRowBandSize w:val="1"/>
@@ -12540,7 +12541,7 @@
       <w:rPr>
         <w:b/>
         <w:bCs/>
-        <w:color w:val="FFFFFF" w:themeColor="background1"/>
+        <w:color w:val="000000"/>
       </w:rPr>
       <w:tblPr/>
       <w:tcPr>
@@ -12554,7 +12555,7 @@
       <w:rPr>
         <w:b/>
         <w:bCs/>
-        <w:color w:val="F2730A" w:themeColor="accent6" w:themeShade="CC"/>
+        <w:color w:val="000000"/>
       </w:rPr>
       <w:tblPr/>
       <w:tcPr>
@@ -12606,7 +12607,7 @@
       <w:spacing w:after="0" w:line="240" w:lineRule="auto"/>
     </w:pPr>
     <w:rPr>
-      <w:color w:val="000000" w:themeColor="text1"/>
+      <w:color w:val="000000"/>
     </w:rPr>
     <w:tblPr>
       <w:tblStyleRowBandSize w:val="1"/>
@@ -12626,7 +12627,7 @@
       <w:rPr>
         <w:b/>
         <w:bCs/>
-        <w:color w:val="FFFFFF" w:themeColor="background1"/>
+        <w:color w:val="000000"/>
       </w:rPr>
       <w:tblPr/>
       <w:tcPr>
@@ -12640,7 +12641,7 @@
       <w:rPr>
         <w:b/>
         <w:bCs/>
-        <w:color w:val="348DA5" w:themeColor="accent5" w:themeShade="CC"/>
+        <w:color w:val="000000"/>
       </w:rPr>
       <w:tblPr/>
       <w:tcPr>
@@ -12692,7 +12693,7 @@
       <w:spacing w:after="0" w:line="240" w:lineRule="auto"/>
     </w:pPr>
     <w:rPr>
-      <w:color w:val="000000" w:themeColor="text1"/>
+      <w:color w:val="000000"/>
     </w:rPr>
     <w:tblPr>
       <w:tblStyleRowBandSize w:val="1"/>
@@ -12725,7 +12726,7 @@
       <w:rPr>
         <w:b/>
         <w:bCs/>
-        <w:color w:val="000000" w:themeColor="text1"/>
+        <w:color w:val="000000"/>
       </w:rPr>
       <w:tblPr/>
       <w:tcPr>
@@ -12734,7 +12735,7 @@
     </w:tblStylePr>
     <w:tblStylePr w:type="firstCol">
       <w:rPr>
-        <w:color w:val="FFFFFF" w:themeColor="background1"/>
+        <w:color w:val="000000"/>
       </w:rPr>
       <w:tblPr/>
       <w:tcPr>
@@ -12743,7 +12744,7 @@
     </w:tblStylePr>
     <w:tblStylePr w:type="lastCol">
       <w:rPr>
-        <w:color w:val="FFFFFF" w:themeColor="background1"/>
+        <w:color w:val="000000"/>
       </w:rPr>
       <w:tblPr/>
       <w:tcPr>
@@ -12772,7 +12773,7 @@
       <w:spacing w:after="0" w:line="240" w:lineRule="auto"/>
     </w:pPr>
     <w:rPr>
-      <w:color w:val="000000" w:themeColor="text1"/>
+      <w:color w:val="000000"/>
     </w:rPr>
     <w:tblPr>
       <w:tblStyleRowBandSize w:val="1"/>
@@ -12805,7 +12806,7 @@
       <w:rPr>
         <w:b/>
         <w:bCs/>
-        <w:color w:val="000000" w:themeColor="text1"/>
+        <w:color w:val="000000"/>
       </w:rPr>
       <w:tblPr/>
       <w:tcPr>
@@ -12814,7 +12815,7 @@
     </w:tblStylePr>
     <w:tblStylePr w:type="firstCol">
       <w:rPr>
-        <w:color w:val="FFFFFF" w:themeColor="background1"/>
+        <w:color w:val="000000"/>
       </w:rPr>
       <w:tblPr/>
       <w:tcPr>
@@ -12823,7 +12824,7 @@
     </w:tblStylePr>
     <w:tblStylePr w:type="lastCol">
       <w:rPr>
-        <w:color w:val="FFFFFF" w:themeColor="background1"/>
+        <w:color w:val="000000"/>
       </w:rPr>
       <w:tblPr/>
       <w:tcPr>
@@ -12852,7 +12853,7 @@
       <w:spacing w:after="0" w:line="240" w:lineRule="auto"/>
     </w:pPr>
     <w:rPr>
-      <w:color w:val="000000" w:themeColor="text1"/>
+      <w:color w:val="000000"/>
     </w:rPr>
     <w:tblPr>
       <w:tblStyleRowBandSize w:val="1"/>
@@ -12885,7 +12886,7 @@
       <w:rPr>
         <w:b/>
         <w:bCs/>
-        <w:color w:val="000000" w:themeColor="text1"/>
+        <w:color w:val="000000"/>
       </w:rPr>
       <w:tblPr/>
       <w:tcPr>
@@ -12894,7 +12895,7 @@
     </w:tblStylePr>
     <w:tblStylePr w:type="firstCol">
       <w:rPr>
-        <w:color w:val="FFFFFF" w:themeColor="background1"/>
+        <w:color w:val="000000"/>
       </w:rPr>
       <w:tblPr/>
       <w:tcPr>
@@ -12903,7 +12904,7 @@
     </w:tblStylePr>
     <w:tblStylePr w:type="lastCol">
       <w:rPr>
-        <w:color w:val="FFFFFF" w:themeColor="background1"/>
+        <w:color w:val="000000"/>
       </w:rPr>
       <w:tblPr/>
       <w:tcPr>
@@ -12932,7 +12933,7 @@
       <w:spacing w:after="0" w:line="240" w:lineRule="auto"/>
     </w:pPr>
     <w:rPr>
-      <w:color w:val="000000" w:themeColor="text1"/>
+      <w:color w:val="000000"/>
     </w:rPr>
     <w:tblPr>
       <w:tblStyleRowBandSize w:val="1"/>
@@ -12965,7 +12966,7 @@
       <w:rPr>
         <w:b/>
         <w:bCs/>
-        <w:color w:val="000000" w:themeColor="text1"/>
+        <w:color w:val="000000"/>
       </w:rPr>
       <w:tblPr/>
       <w:tcPr>
@@ -12974,7 +12975,7 @@
     </w:tblStylePr>
     <w:tblStylePr w:type="firstCol">
       <w:rPr>
-        <w:color w:val="FFFFFF" w:themeColor="background1"/>
+        <w:color w:val="000000"/>
       </w:rPr>
       <w:tblPr/>
       <w:tcPr>
@@ -12983,7 +12984,7 @@
     </w:tblStylePr>
     <w:tblStylePr w:type="lastCol">
       <w:rPr>
-        <w:color w:val="FFFFFF" w:themeColor="background1"/>
+        <w:color w:val="000000"/>
       </w:rPr>
       <w:tblPr/>
       <w:tcPr>
@@ -13012,7 +13013,7 @@
       <w:spacing w:after="0" w:line="240" w:lineRule="auto"/>
     </w:pPr>
     <w:rPr>
-      <w:color w:val="000000" w:themeColor="text1"/>
+      <w:color w:val="000000"/>
     </w:rPr>
     <w:tblPr>
       <w:tblStyleRowBandSize w:val="1"/>
@@ -13045,7 +13046,7 @@
       <w:rPr>
         <w:b/>
         <w:bCs/>
-        <w:color w:val="000000" w:themeColor="text1"/>
+        <w:color w:val="000000"/>
       </w:rPr>
       <w:tblPr/>
       <w:tcPr>
@@ -13054,7 +13055,7 @@
     </w:tblStylePr>
     <w:tblStylePr w:type="firstCol">
       <w:rPr>
-        <w:color w:val="FFFFFF" w:themeColor="background1"/>
+        <w:color w:val="000000"/>
       </w:rPr>
       <w:tblPr/>
       <w:tcPr>
@@ -13063,7 +13064,7 @@
     </w:tblStylePr>
     <w:tblStylePr w:type="lastCol">
       <w:rPr>
-        <w:color w:val="FFFFFF" w:themeColor="background1"/>
+        <w:color w:val="000000"/>
       </w:rPr>
       <w:tblPr/>
       <w:tcPr>
@@ -13092,7 +13093,7 @@
       <w:spacing w:after="0" w:line="240" w:lineRule="auto"/>
     </w:pPr>
     <w:rPr>
-      <w:color w:val="000000" w:themeColor="text1"/>
+      <w:color w:val="000000"/>
     </w:rPr>
     <w:tblPr>
       <w:tblStyleRowBandSize w:val="1"/>
@@ -13125,7 +13126,7 @@
       <w:rPr>
         <w:b/>
         <w:bCs/>
-        <w:color w:val="000000" w:themeColor="text1"/>
+        <w:color w:val="000000"/>
       </w:rPr>
       <w:tblPr/>
       <w:tcPr>
@@ -13134,7 +13135,7 @@
     </w:tblStylePr>
     <w:tblStylePr w:type="firstCol">
       <w:rPr>
-        <w:color w:val="FFFFFF" w:themeColor="background1"/>
+        <w:color w:val="000000"/>
       </w:rPr>
       <w:tblPr/>
       <w:tcPr>
@@ -13143,7 +13144,7 @@
     </w:tblStylePr>
     <w:tblStylePr w:type="lastCol">
       <w:rPr>
-        <w:color w:val="FFFFFF" w:themeColor="background1"/>
+        <w:color w:val="000000"/>
       </w:rPr>
       <w:tblPr/>
       <w:tcPr>
@@ -13172,7 +13173,7 @@
       <w:spacing w:after="0" w:line="240" w:lineRule="auto"/>
     </w:pPr>
     <w:rPr>
-      <w:color w:val="000000" w:themeColor="text1"/>
+      <w:color w:val="000000"/>
     </w:rPr>
     <w:tblPr>
       <w:tblStyleRowBandSize w:val="1"/>
@@ -13205,7 +13206,7 @@
       <w:rPr>
         <w:b/>
         <w:bCs/>
-        <w:color w:val="000000" w:themeColor="text1"/>
+        <w:color w:val="000000"/>
       </w:rPr>
       <w:tblPr/>
       <w:tcPr>
@@ -13214,7 +13215,7 @@
     </w:tblStylePr>
     <w:tblStylePr w:type="firstCol">
       <w:rPr>
-        <w:color w:val="FFFFFF" w:themeColor="background1"/>
+        <w:color w:val="000000"/>
       </w:rPr>
       <w:tblPr/>
       <w:tcPr>
@@ -13223,7 +13224,7 @@
     </w:tblStylePr>
     <w:tblStylePr w:type="lastCol">
       <w:rPr>
-        <w:color w:val="FFFFFF" w:themeColor="background1"/>
+        <w:color w:val="000000"/>
       </w:rPr>
       <w:tblPr/>
       <w:tcPr>
